--- a/FinalProject/FinalProject.docx
+++ b/FinalProject/FinalProject.docx
@@ -396,9 +396,11 @@
                         <w:ind w:left="720"/>
                         <w:jc w:val="center"/>
                       </w:pPr>
+                      <w:proofErr w:type="gramStart"/>
                       <w:r>
                         <w:t>by</w:t>
                       </w:r>
+                      <w:proofErr w:type="gramEnd"/>
                     </w:p>
                     <w:p>
                       <w:pPr>
@@ -561,7 +563,13 @@
     <w:p/>
     <w:p>
       <w:r>
-        <w:t>You can earn 10 to 25 additional points based on the “difficulty factor” of your project.  Since the NES controller is well documented, it is worth less points, while a new device or the IR controller is worth more points.</w:t>
+        <w:t xml:space="preserve">You can earn 0 to </w:t>
+      </w:r>
+      <w:r>
+        <w:t>1</w:t>
+      </w:r>
+      <w:r>
+        <w:t>5 additional points based on the “difficulty factor” of your project.  Since the NES controller is well documented, it is worth less points, while a new device or the IR controller is worth more points.</w:t>
       </w:r>
       <w:r>
         <w:t xml:space="preserve">. The other 10 points will be for extra features you implement above the minimum functionality.  These 40 points will be weighted by a “difficulty factor”.  Those students with a more </w:t>
@@ -655,10 +663,50 @@
         <w:t>.</w:t>
       </w:r>
       <w:r>
-        <w:t xml:space="preserve"> Have a specific line for each input/output signal, defining what the signal is (i.e., temperature, velocity, etc), what the specific interface link is (i.e., USB, Bluetooth, etc), and what port it connects to on each device (i</w:t>
-      </w:r>
-      <w:r>
-        <w:t>.e., UART port, GPIO pin, etc). For the FGPA, draw internal blocks to delineate if the system is just Custom Hardware (FSM and Datapath), just Microblaze, or a combination of Microblaze and custom hardware.</w:t>
+        <w:t xml:space="preserve"> Have a specific line for each input/output signal, defining what the signal is (i.e., temperature, velocity, </w:t>
+      </w:r>
+      <w:proofErr w:type="spellStart"/>
+      <w:r>
+        <w:t>etc</w:t>
+      </w:r>
+      <w:proofErr w:type="spellEnd"/>
+      <w:r>
+        <w:t xml:space="preserve">), what the specific interface link is (i.e., USB, Bluetooth, </w:t>
+      </w:r>
+      <w:proofErr w:type="spellStart"/>
+      <w:r>
+        <w:t>etc</w:t>
+      </w:r>
+      <w:proofErr w:type="spellEnd"/>
+      <w:r>
+        <w:t>), and what port it connects to on each device (i</w:t>
+      </w:r>
+      <w:r>
+        <w:t xml:space="preserve">.e., UART port, GPIO pin, </w:t>
+      </w:r>
+      <w:proofErr w:type="spellStart"/>
+      <w:r>
+        <w:t>etc</w:t>
+      </w:r>
+      <w:proofErr w:type="spellEnd"/>
+      <w:r>
+        <w:t xml:space="preserve">). For the FGPA, draw internal blocks to delineate if the system is just Custom Hardware (FSM and Datapath), just </w:t>
+      </w:r>
+      <w:proofErr w:type="spellStart"/>
+      <w:r>
+        <w:t>Microblaze</w:t>
+      </w:r>
+      <w:proofErr w:type="spellEnd"/>
+      <w:r>
+        <w:t xml:space="preserve">, or a combination of </w:t>
+      </w:r>
+      <w:proofErr w:type="spellStart"/>
+      <w:r>
+        <w:t>Microblaze</w:t>
+      </w:r>
+      <w:proofErr w:type="spellEnd"/>
+      <w:r>
+        <w:t xml:space="preserve"> and custom hardware.</w:t>
       </w:r>
     </w:p>
     <w:p/>
@@ -907,6 +955,7 @@
         </w:rPr>
       </w:pPr>
       <w:hyperlink r:id="rId12" w:history="1">
+        <w:proofErr w:type="spellStart"/>
         <w:r>
           <w:rPr>
             <w:rStyle w:val="Hyperlink"/>
@@ -917,6 +966,7 @@
           </w:rPr>
           <w:t>Random_Number_Hints</w:t>
         </w:r>
+        <w:proofErr w:type="spellEnd"/>
       </w:hyperlink>
     </w:p>
     <w:p>
@@ -1075,8 +1125,13 @@
       <w:r>
         <w:t xml:space="preserve"> subsystems, such as </w:t>
       </w:r>
-      <w:r>
-        <w:t>datapath and control.</w:t>
+      <w:proofErr w:type="spellStart"/>
+      <w:r>
+        <w:t>datapath</w:t>
+      </w:r>
+      <w:proofErr w:type="spellEnd"/>
+      <w:r>
+        <w:t xml:space="preserve"> and control.</w:t>
       </w:r>
     </w:p>
     <w:p>
@@ -1116,13 +1171,37 @@
         <w:t xml:space="preserve"> each module generally corresponds to some physical chip, sensor, or actuator.  A system boundary should be drawn showing where the system interacts with the user (signals which cross this boundary are the I/O from the level-0 function table).</w:t>
       </w:r>
       <w:r>
-        <w:t xml:space="preserve"> Example subsystems within your FPGA include Datapath, Control (FSM), Microblaze, and Key I/O ports (like UART, Bluetooth, etc).</w:t>
+        <w:t xml:space="preserve"> Example subsystems within your FPGA include Datapath, Control (FSM), </w:t>
+      </w:r>
+      <w:proofErr w:type="spellStart"/>
+      <w:r>
+        <w:t>Microblaze</w:t>
+      </w:r>
+      <w:proofErr w:type="spellEnd"/>
+      <w:r>
+        <w:t xml:space="preserve">, and Key I/O ports (like UART, Bluetooth, </w:t>
+      </w:r>
+      <w:proofErr w:type="spellStart"/>
+      <w:r>
+        <w:t>etc</w:t>
+      </w:r>
+      <w:proofErr w:type="spellEnd"/>
+      <w:r>
+        <w:t>).</w:t>
       </w:r>
       <w:r>
         <w:t xml:space="preserve">  </w:t>
       </w:r>
       <w:r>
-        <w:t>Describe the internal organization of the chip using a datapath and control sim</w:t>
+        <w:t xml:space="preserve">Describe the internal organization of the chip using a </w:t>
+      </w:r>
+      <w:proofErr w:type="spellStart"/>
+      <w:r>
+        <w:t>datapath</w:t>
+      </w:r>
+      <w:proofErr w:type="spellEnd"/>
+      <w:r>
+        <w:t xml:space="preserve"> and control sim</w:t>
       </w:r>
       <w:r>
         <w:t>ilar to those presented in Lab 1, 2, and 4</w:t>
@@ -1131,7 +1210,15 @@
         <w:t>.</w:t>
       </w:r>
       <w:r>
-        <w:t xml:space="preserve"> Your datapath should be composed of several basic building block (BBBs), like in Lab 1, 2, and 4.</w:t>
+        <w:t xml:space="preserve"> Your </w:t>
+      </w:r>
+      <w:proofErr w:type="spellStart"/>
+      <w:r>
+        <w:t>datapath</w:t>
+      </w:r>
+      <w:proofErr w:type="spellEnd"/>
+      <w:r>
+        <w:t xml:space="preserve"> should be composed of several basic building block (BBBs), like in Lab 1, 2, and 4.</w:t>
       </w:r>
       <w:r>
         <w:t xml:space="preserve">  Make sure that the top level</w:t>
@@ -1202,7 +1289,15 @@
     <w:p/>
     <w:p>
       <w:r>
-        <w:t>If your system is creating images on the HDMI monitor (like scopeface), you</w:t>
+        <w:t xml:space="preserve">If your system is creating images on the HDMI monitor (like </w:t>
+      </w:r>
+      <w:proofErr w:type="spellStart"/>
+      <w:r>
+        <w:t>scopeface</w:t>
+      </w:r>
+      <w:proofErr w:type="spellEnd"/>
+      <w:r>
+        <w:t>), you</w:t>
       </w:r>
       <w:r>
         <w:t xml:space="preserve"> should</w:t>
@@ -1211,7 +1306,15 @@
         <w:t xml:space="preserve"> i</w:t>
       </w:r>
       <w:r>
-        <w:t>nclude a drawing of the example scopeface display with the objects and game area drawn to scale</w:t>
+        <w:t xml:space="preserve">nclude a drawing of the example </w:t>
+      </w:r>
+      <w:proofErr w:type="spellStart"/>
+      <w:r>
+        <w:t>scopeface</w:t>
+      </w:r>
+      <w:proofErr w:type="spellEnd"/>
+      <w:r>
+        <w:t xml:space="preserve"> display with the objects and game area drawn to scale</w:t>
       </w:r>
       <w:r>
         <w:t xml:space="preserve"> (row/col pixel scale)</w:t>
@@ -1223,10 +1326,23 @@
     <w:p/>
     <w:p>
       <w:pPr>
+        <w:pStyle w:val="Heading2"/>
+      </w:pPr>
+      <w:r>
+        <w:lastRenderedPageBreak/>
+        <w:t>Milestones</w:t>
+      </w:r>
+    </w:p>
+    <w:p>
+      <w:r>
+        <w:t>Set 2 to 3 key milestones (tasks to be done by a certain date) for yourself, to keep yourself on track. Milestones used to be graded due dates (like gate checks); however, they are now no longer graded.</w:t>
+      </w:r>
+    </w:p>
+    <w:p>
+      <w:pPr>
         <w:pStyle w:val="Heading1"/>
       </w:pPr>
       <w:r>
-        <w:lastRenderedPageBreak/>
         <w:t>Final Demonstration and Test Results</w:t>
       </w:r>
     </w:p>
@@ -1296,7 +1412,6 @@
         <w:t xml:space="preserve"> in either markdown, word, or pdf format. </w:t>
       </w:r>
     </w:p>
-    <w:p/>
     <w:p>
       <w:pPr>
         <w:pStyle w:val="Heading1"/>
@@ -1333,9 +1448,11 @@
       <w:r>
         <w:t xml:space="preserve">provide the faculty member with a </w:t>
       </w:r>
+      <w:proofErr w:type="spellStart"/>
       <w:r>
         <w:t>BitBucket</w:t>
       </w:r>
+      <w:proofErr w:type="spellEnd"/>
       <w:r>
         <w:t xml:space="preserve"> repository </w:t>
       </w:r>
@@ -1358,7 +1475,15 @@
         <w:t xml:space="preserve"> files (include all intermediate files generated by the compiler), PRESENTATION should contain your final power point presentation, DEMO should contain a mpeg, mov, avi, etc. of your project in action along with any documented tests</w:t>
       </w:r>
       <w:r>
-        <w:t xml:space="preserve"> (or a link to a video hosting site like youtube)</w:t>
+        <w:t xml:space="preserve"> (or a link to a video hosting site like </w:t>
+      </w:r>
+      <w:proofErr w:type="spellStart"/>
+      <w:r>
+        <w:t>youtube</w:t>
+      </w:r>
+      <w:proofErr w:type="spellEnd"/>
+      <w:r>
+        <w:t>)</w:t>
       </w:r>
       <w:r>
         <w:t>, and REPORT should contain your report.</w:t>
@@ -3580,6 +3705,7 @@
   <w:style w:type="character" w:default="1" w:styleId="DefaultParagraphFont">
     <w:name w:val="Default Paragraph Font"/>
     <w:uiPriority w:val="1"/>
+    <w:semiHidden/>
     <w:unhideWhenUsed/>
   </w:style>
   <w:style w:type="table" w:default="1" w:styleId="TableNormal">
